--- a/Research Draft.docx
+++ b/Research Draft.docx
@@ -2912,10 +2912,7 @@
         <w:t>update state atomically</w:t>
       </w:r>
       <w:r>
-        <w:t xml:space="preserve"> </w:t>
-      </w:r>
-      <w:r>
-        <w:t>(applies to both allowed and denied requests)</w:t>
+        <w:t xml:space="preserve"> (applies to both allowed and denied requests)</w:t>
       </w:r>
     </w:p>
     <w:p>
@@ -2940,10 +2937,7 @@
         <w:t>Return updated state</w:t>
       </w:r>
       <w:r>
-        <w:t xml:space="preserve"> </w:t>
-      </w:r>
-      <w:r>
-        <w:t>(</w:t>
+        <w:t xml:space="preserve"> (</w:t>
       </w:r>
       <w:proofErr w:type="spellStart"/>
       <w:r>
@@ -2959,7 +2953,13 @@
         <w:ind w:left="360"/>
       </w:pPr>
       <w:r>
-        <w:t>Note: State transitions occur for every request, including denied requests, ensuring non-</w:t>
+        <w:t xml:space="preserve">Note: </w:t>
+      </w:r>
+      <w:r>
+        <w:t>State transitions occur for every request where a valid session identifier is present, including denied requests</w:t>
+      </w:r>
+      <w:r>
+        <w:t>, ensuring non-</w:t>
       </w:r>
       <w:proofErr w:type="spellStart"/>
       <w:r>
@@ -2969,8 +2969,6 @@
       <w:r>
         <w:t xml:space="preserve"> sequence progression and preventing replay-based probing.</w:t>
       </w:r>
-      <w:bookmarkStart w:id="0" w:name="_GoBack"/>
-      <w:bookmarkEnd w:id="0"/>
     </w:p>
     <w:p>
       <w:pPr>
@@ -3392,11 +3390,16 @@
         <w:ind w:left="360"/>
       </w:pPr>
       <w:r>
-        <w:t>F</w:t>
-      </w:r>
-      <w:r>
-        <w:t>ollowing successful MFA verification, the client synchronizes its local state using the updated sequence number and envelope returned by the server. This ensures continued cryptographic alignment and prevents state desynchronization during subsequent requests.</w:t>
-      </w:r>
+        <w:t>Following successful MFA verification, the client synchronizes its local state using the updated sequence number and envelope returned by the server. This ensures continued cryptographic alignment and prevents state desynchronization during subsequent requests.</w:t>
+      </w:r>
+      <w:r>
+        <w:t xml:space="preserve"> </w:t>
+      </w:r>
+      <w:r>
+        <w:t>The repair context is derived from server-observed session state to prevent client-side manipulation and ensure trust integrity.</w:t>
+      </w:r>
+      <w:bookmarkStart w:id="0" w:name="_GoBack"/>
+      <w:bookmarkEnd w:id="0"/>
     </w:p>
     <w:p>
       <w:pPr>
@@ -3434,6 +3437,7 @@
           <w:b/>
           <w:bCs/>
         </w:rPr>
+        <w:lastRenderedPageBreak/>
         <w:t>Cryptographically evolving authorization state</w:t>
       </w:r>
     </w:p>
@@ -3449,7 +3453,6 @@
           <w:b/>
           <w:bCs/>
         </w:rPr>
-        <w:lastRenderedPageBreak/>
         <w:t>Binding of ML risk to secure state transitions</w:t>
       </w:r>
     </w:p>
@@ -3848,6 +3851,7 @@
         </w:numPr>
       </w:pPr>
       <w:r>
+        <w:lastRenderedPageBreak/>
         <w:t>Attaches context as request headers</w:t>
       </w:r>
     </w:p>
@@ -3863,7 +3867,6 @@
           <w:b/>
           <w:bCs/>
         </w:rPr>
-        <w:lastRenderedPageBreak/>
         <w:t>Middleware</w:t>
       </w:r>
     </w:p>
@@ -4171,6 +4174,7 @@
         </w:numPr>
       </w:pPr>
       <w:r>
+        <w:lastRenderedPageBreak/>
         <w:t>increased failure counts</w:t>
       </w:r>
     </w:p>
@@ -4179,7 +4183,6 @@
         <w:ind w:left="360"/>
       </w:pPr>
       <w:r>
-        <w:lastRenderedPageBreak/>
         <w:t>The dataset includes contextual features such as:</w:t>
       </w:r>
     </w:p>
@@ -4474,7 +4477,6 @@
           <w:b/>
           <w:bCs/>
         </w:rPr>
-        <w:lastRenderedPageBreak/>
         <w:t>7.6 Experimental Environment</w:t>
       </w:r>
     </w:p>
@@ -4779,6 +4781,7 @@
         </w:numPr>
       </w:pPr>
       <w:r>
+        <w:lastRenderedPageBreak/>
         <w:t>trust score</w:t>
       </w:r>
     </w:p>
@@ -4787,7 +4790,6 @@
         <w:ind w:left="360"/>
       </w:pPr>
       <w:r>
-        <w:lastRenderedPageBreak/>
         <w:t>Logging is performed asynchronously to avoid impacting request latency.</w:t>
       </w:r>
     </w:p>
@@ -5482,6 +5484,7 @@
         <w:ind w:left="360"/>
       </w:pPr>
       <w:r>
+        <w:lastRenderedPageBreak/>
         <w:t xml:space="preserve">The distribution shows that attack samples are predominantly classified as </w:t>
       </w:r>
       <w:r>
@@ -6027,17 +6030,11 @@
         <w:t>.</w:t>
       </w:r>
       <w:r>
-        <w:t xml:space="preserve"> </w:t>
-      </w:r>
-      <w:r>
-        <w:t xml:space="preserve">All denied requests were observed to advance the authorization state, preventing reuse of prior cryptographic </w:t>
+        <w:t xml:space="preserve"> All denied requests were observed to advance the authorization state, preventing reuse of prior cryptographic </w:t>
       </w:r>
       <w:proofErr w:type="spellStart"/>
       <w:r>
-        <w:t>states</w:t>
-      </w:r>
-      <w:r>
-        <w:t>.</w:t>
+        <w:t>states.</w:t>
       </w:r>
       <w:r>
         <w:t>MFF</w:t>
